--- a/documents/TML_Informacao_template.docx
+++ b/documents/TML_Informacao_template.docx
@@ -4,35 +4,31 @@
   <w:body>
     <w:p>
       <w:pPr>
+        <w:pStyle w:val="Ttulo"/>
+      </w:pPr>
+      <w:r>
+        <w:t>Informação</w:t>
+      </w:r>
+      <w:r>
+        <w:t xml:space="preserve"> n.º TML-XXXX-XXXX-INF-XXXX-DEP</w:t>
+      </w:r>
+    </w:p>
+    <w:p>
+      <w:pPr>
         <w:pStyle w:val="Subject"/>
-        <w:rPr>
-          <w:lang w:val="en-GB"/>
-        </w:rPr>
       </w:pPr>
       <w:proofErr w:type="spellStart"/>
       <w:r>
-        <w:rPr>
-          <w:lang w:val="en-GB"/>
-        </w:rPr>
         <w:t>Assunto</w:t>
       </w:r>
       <w:proofErr w:type="spellEnd"/>
       <w:r>
-        <w:rPr>
-          <w:lang w:val="en-GB"/>
-        </w:rPr>
         <w:t xml:space="preserve">: </w:t>
       </w:r>
       <w:r>
-        <w:rPr>
-          <w:lang w:val="en-GB"/>
-        </w:rPr>
         <w:t>is</w:t>
       </w:r>
       <w:r>
-        <w:rPr>
-          <w:lang w:val="en-GB"/>
-        </w:rPr>
         <w:t xml:space="preserve"> simply dummy text of the printing and typesetting industry. Lorem Ipsum has been the industry's standard dummy text ever since 1966, when designers at Letraset and James Mosley, the librarian at St Bride Printing Library in London</w:t>
       </w:r>
     </w:p>
@@ -70,7 +66,21 @@
         <w:rPr>
           <w:lang w:val="en-GB"/>
         </w:rPr>
-        <w:t xml:space="preserve"> sit </w:t>
+        <w:t xml:space="preserve"> </w:t>
+      </w:r>
+      <w:proofErr w:type="gramStart"/>
+      <w:r>
+        <w:rPr>
+          <w:lang w:val="en-GB"/>
+        </w:rPr>
+        <w:t>sit</w:t>
+      </w:r>
+      <w:proofErr w:type="gramEnd"/>
+      <w:r>
+        <w:rPr>
+          <w:lang w:val="en-GB"/>
+        </w:rPr>
+        <w:t xml:space="preserve"> </w:t>
       </w:r>
       <w:proofErr w:type="spellStart"/>
       <w:r>
@@ -474,80 +484,68 @@
       </w:r>
     </w:p>
     <w:p>
-      <w:r>
-        <w:rPr>
-          <w:lang w:val="en-GB"/>
-        </w:rPr>
-        <w:t xml:space="preserve">Lorem ipsum </w:t>
-      </w:r>
-      <w:proofErr w:type="spellStart"/>
-      <w:r>
-        <w:rPr>
-          <w:lang w:val="en-GB"/>
-        </w:rPr>
+      <w:proofErr w:type="spellStart"/>
+      <w:r>
+        <w:t>Lorem</w:t>
+      </w:r>
+      <w:proofErr w:type="spellEnd"/>
+      <w:r>
+        <w:t xml:space="preserve"> </w:t>
+      </w:r>
+      <w:proofErr w:type="spellStart"/>
+      <w:r>
+        <w:t>ipsum</w:t>
+      </w:r>
+      <w:proofErr w:type="spellEnd"/>
+      <w:r>
+        <w:t xml:space="preserve"> </w:t>
+      </w:r>
+      <w:proofErr w:type="spellStart"/>
+      <w:r>
         <w:t>dolor</w:t>
       </w:r>
       <w:proofErr w:type="spellEnd"/>
       <w:r>
-        <w:rPr>
-          <w:lang w:val="en-GB"/>
-        </w:rPr>
-        <w:t xml:space="preserve"> sit </w:t>
-      </w:r>
-      <w:proofErr w:type="spellStart"/>
-      <w:r>
-        <w:rPr>
-          <w:lang w:val="en-GB"/>
-        </w:rPr>
+        <w:t xml:space="preserve"> </w:t>
+      </w:r>
+      <w:proofErr w:type="spellStart"/>
+      <w:r>
+        <w:t>sit</w:t>
+      </w:r>
+      <w:proofErr w:type="spellEnd"/>
+      <w:r>
+        <w:t xml:space="preserve"> </w:t>
+      </w:r>
+      <w:proofErr w:type="spellStart"/>
+      <w:r>
         <w:t>amet</w:t>
       </w:r>
       <w:proofErr w:type="spellEnd"/>
       <w:r>
-        <w:rPr>
-          <w:lang w:val="en-GB"/>
-        </w:rPr>
-        <w:t xml:space="preserve"> </w:t>
-      </w:r>
-      <w:proofErr w:type="spellStart"/>
-      <w:r>
-        <w:rPr>
-          <w:lang w:val="en-GB"/>
-        </w:rPr>
+        <w:t xml:space="preserve"> </w:t>
+      </w:r>
+      <w:proofErr w:type="spellStart"/>
+      <w:r>
         <w:t>consectetur</w:t>
       </w:r>
       <w:proofErr w:type="spellEnd"/>
       <w:r>
-        <w:rPr>
-          <w:lang w:val="en-GB"/>
-        </w:rPr>
-        <w:t xml:space="preserve"> </w:t>
-      </w:r>
-      <w:proofErr w:type="spellStart"/>
-      <w:r>
-        <w:rPr>
-          <w:lang w:val="en-GB"/>
-        </w:rPr>
+        <w:t xml:space="preserve"> </w:t>
+      </w:r>
+      <w:proofErr w:type="spellStart"/>
+      <w:r>
         <w:t>adipiscing</w:t>
       </w:r>
       <w:proofErr w:type="spellEnd"/>
       <w:r>
-        <w:rPr>
-          <w:lang w:val="en-GB"/>
-        </w:rPr>
-        <w:t xml:space="preserve"> </w:t>
-      </w:r>
-      <w:proofErr w:type="spellStart"/>
-      <w:r>
-        <w:rPr>
-          <w:lang w:val="en-GB"/>
-        </w:rPr>
+        <w:t xml:space="preserve"> </w:t>
+      </w:r>
+      <w:proofErr w:type="spellStart"/>
+      <w:r>
         <w:t>elit</w:t>
       </w:r>
       <w:proofErr w:type="spellEnd"/>
       <w:r>
-        <w:rPr>
-          <w:lang w:val="en-GB"/>
-        </w:rPr>
         <w:t xml:space="preserve">. </w:t>
       </w:r>
       <w:proofErr w:type="spellStart"/>
@@ -896,80 +894,68 @@
       </w:r>
     </w:p>
     <w:p>
-      <w:r>
-        <w:rPr>
-          <w:lang w:val="en-GB"/>
-        </w:rPr>
-        <w:t xml:space="preserve">Lorem ipsum </w:t>
-      </w:r>
-      <w:proofErr w:type="spellStart"/>
-      <w:r>
-        <w:rPr>
-          <w:lang w:val="en-GB"/>
-        </w:rPr>
+      <w:proofErr w:type="spellStart"/>
+      <w:r>
+        <w:t>Lorem</w:t>
+      </w:r>
+      <w:proofErr w:type="spellEnd"/>
+      <w:r>
+        <w:t xml:space="preserve"> </w:t>
+      </w:r>
+      <w:proofErr w:type="spellStart"/>
+      <w:r>
+        <w:t>ipsum</w:t>
+      </w:r>
+      <w:proofErr w:type="spellEnd"/>
+      <w:r>
+        <w:t xml:space="preserve"> </w:t>
+      </w:r>
+      <w:proofErr w:type="spellStart"/>
+      <w:r>
         <w:t>dolor</w:t>
       </w:r>
       <w:proofErr w:type="spellEnd"/>
       <w:r>
-        <w:rPr>
-          <w:lang w:val="en-GB"/>
-        </w:rPr>
-        <w:t xml:space="preserve"> sit </w:t>
-      </w:r>
-      <w:proofErr w:type="spellStart"/>
-      <w:r>
-        <w:rPr>
-          <w:lang w:val="en-GB"/>
-        </w:rPr>
+        <w:t xml:space="preserve"> </w:t>
+      </w:r>
+      <w:proofErr w:type="spellStart"/>
+      <w:r>
+        <w:t>sit</w:t>
+      </w:r>
+      <w:proofErr w:type="spellEnd"/>
+      <w:r>
+        <w:t xml:space="preserve"> </w:t>
+      </w:r>
+      <w:proofErr w:type="spellStart"/>
+      <w:r>
         <w:t>amet</w:t>
       </w:r>
       <w:proofErr w:type="spellEnd"/>
       <w:r>
-        <w:rPr>
-          <w:lang w:val="en-GB"/>
-        </w:rPr>
-        <w:t xml:space="preserve"> </w:t>
-      </w:r>
-      <w:proofErr w:type="spellStart"/>
-      <w:r>
-        <w:rPr>
-          <w:lang w:val="en-GB"/>
-        </w:rPr>
+        <w:t xml:space="preserve"> </w:t>
+      </w:r>
+      <w:proofErr w:type="spellStart"/>
+      <w:r>
         <w:t>consectetur</w:t>
       </w:r>
       <w:proofErr w:type="spellEnd"/>
       <w:r>
-        <w:rPr>
-          <w:lang w:val="en-GB"/>
-        </w:rPr>
-        <w:t xml:space="preserve"> </w:t>
-      </w:r>
-      <w:proofErr w:type="spellStart"/>
-      <w:r>
-        <w:rPr>
-          <w:lang w:val="en-GB"/>
-        </w:rPr>
+        <w:t xml:space="preserve"> </w:t>
+      </w:r>
+      <w:proofErr w:type="spellStart"/>
+      <w:r>
         <w:t>adipiscing</w:t>
       </w:r>
       <w:proofErr w:type="spellEnd"/>
       <w:r>
-        <w:rPr>
-          <w:lang w:val="en-GB"/>
-        </w:rPr>
-        <w:t xml:space="preserve"> </w:t>
-      </w:r>
-      <w:proofErr w:type="spellStart"/>
-      <w:r>
-        <w:rPr>
-          <w:lang w:val="en-GB"/>
-        </w:rPr>
+        <w:t xml:space="preserve"> </w:t>
+      </w:r>
+      <w:proofErr w:type="spellStart"/>
+      <w:r>
         <w:t>elit</w:t>
       </w:r>
       <w:proofErr w:type="spellEnd"/>
       <w:r>
-        <w:rPr>
-          <w:lang w:val="en-GB"/>
-        </w:rPr>
         <w:t xml:space="preserve">. </w:t>
       </w:r>
       <w:proofErr w:type="spellStart"/>
@@ -1318,80 +1304,68 @@
       </w:r>
     </w:p>
     <w:p>
-      <w:r>
-        <w:rPr>
-          <w:lang w:val="en-GB"/>
-        </w:rPr>
-        <w:t xml:space="preserve">Lorem ipsum </w:t>
-      </w:r>
-      <w:proofErr w:type="spellStart"/>
-      <w:r>
-        <w:rPr>
-          <w:lang w:val="en-GB"/>
-        </w:rPr>
+      <w:proofErr w:type="spellStart"/>
+      <w:r>
+        <w:t>Lorem</w:t>
+      </w:r>
+      <w:proofErr w:type="spellEnd"/>
+      <w:r>
+        <w:t xml:space="preserve"> </w:t>
+      </w:r>
+      <w:proofErr w:type="spellStart"/>
+      <w:r>
+        <w:t>ipsum</w:t>
+      </w:r>
+      <w:proofErr w:type="spellEnd"/>
+      <w:r>
+        <w:t xml:space="preserve"> </w:t>
+      </w:r>
+      <w:proofErr w:type="spellStart"/>
+      <w:r>
         <w:t>dolor</w:t>
       </w:r>
       <w:proofErr w:type="spellEnd"/>
       <w:r>
-        <w:rPr>
-          <w:lang w:val="en-GB"/>
-        </w:rPr>
-        <w:t xml:space="preserve"> sit </w:t>
-      </w:r>
-      <w:proofErr w:type="spellStart"/>
-      <w:r>
-        <w:rPr>
-          <w:lang w:val="en-GB"/>
-        </w:rPr>
+        <w:t xml:space="preserve"> </w:t>
+      </w:r>
+      <w:proofErr w:type="spellStart"/>
+      <w:r>
+        <w:t>sit</w:t>
+      </w:r>
+      <w:proofErr w:type="spellEnd"/>
+      <w:r>
+        <w:t xml:space="preserve"> </w:t>
+      </w:r>
+      <w:proofErr w:type="spellStart"/>
+      <w:r>
         <w:t>amet</w:t>
       </w:r>
       <w:proofErr w:type="spellEnd"/>
       <w:r>
-        <w:rPr>
-          <w:lang w:val="en-GB"/>
-        </w:rPr>
-        <w:t xml:space="preserve"> </w:t>
-      </w:r>
-      <w:proofErr w:type="spellStart"/>
-      <w:r>
-        <w:rPr>
-          <w:lang w:val="en-GB"/>
-        </w:rPr>
+        <w:t xml:space="preserve"> </w:t>
+      </w:r>
+      <w:proofErr w:type="spellStart"/>
+      <w:r>
         <w:t>consectetur</w:t>
       </w:r>
       <w:proofErr w:type="spellEnd"/>
       <w:r>
-        <w:rPr>
-          <w:lang w:val="en-GB"/>
-        </w:rPr>
-        <w:t xml:space="preserve"> </w:t>
-      </w:r>
-      <w:proofErr w:type="spellStart"/>
-      <w:r>
-        <w:rPr>
-          <w:lang w:val="en-GB"/>
-        </w:rPr>
+        <w:t xml:space="preserve"> </w:t>
+      </w:r>
+      <w:proofErr w:type="spellStart"/>
+      <w:r>
         <w:t>adipiscing</w:t>
       </w:r>
       <w:proofErr w:type="spellEnd"/>
       <w:r>
-        <w:rPr>
-          <w:lang w:val="en-GB"/>
-        </w:rPr>
-        <w:t xml:space="preserve"> </w:t>
-      </w:r>
-      <w:proofErr w:type="spellStart"/>
-      <w:r>
-        <w:rPr>
-          <w:lang w:val="en-GB"/>
-        </w:rPr>
+        <w:t xml:space="preserve"> </w:t>
+      </w:r>
+      <w:proofErr w:type="spellStart"/>
+      <w:r>
         <w:t>elit</w:t>
       </w:r>
       <w:proofErr w:type="spellEnd"/>
       <w:r>
-        <w:rPr>
-          <w:lang w:val="en-GB"/>
-        </w:rPr>
         <w:t xml:space="preserve">. </w:t>
       </w:r>
       <w:proofErr w:type="spellStart"/>
@@ -1758,7 +1732,21 @@
         <w:rPr>
           <w:lang w:val="en-GB"/>
         </w:rPr>
-        <w:t xml:space="preserve"> sit </w:t>
+        <w:t xml:space="preserve"> </w:t>
+      </w:r>
+      <w:proofErr w:type="gramStart"/>
+      <w:r>
+        <w:rPr>
+          <w:lang w:val="en-GB"/>
+        </w:rPr>
+        <w:t>sit</w:t>
+      </w:r>
+      <w:proofErr w:type="gramEnd"/>
+      <w:r>
+        <w:rPr>
+          <w:lang w:val="en-GB"/>
+        </w:rPr>
+        <w:t xml:space="preserve"> </w:t>
       </w:r>
       <w:proofErr w:type="spellStart"/>
       <w:r>
@@ -2153,6 +2141,7 @@
         <w:t xml:space="preserve"> </w:t>
       </w:r>
       <w:proofErr w:type="spellStart"/>
+      <w:proofErr w:type="gramStart"/>
       <w:r>
         <w:t>himenaeos.</w:t>
       </w:r>
@@ -2160,6 +2149,7 @@
         <w:t>Nas</w:t>
       </w:r>
       <w:proofErr w:type="spellEnd"/>
+      <w:proofErr w:type="gramEnd"/>
       <w:r>
         <w:t xml:space="preserve"> transações de venda: o carregamento de um cartão virtual pressupõe o carregamento</w:t>
       </w:r>
@@ -2171,6 +2161,7 @@
       </w:r>
       <w:proofErr w:type="spellStart"/>
       <w:r>
+        <w:lastRenderedPageBreak/>
         <w:t>ﬁcando</w:t>
       </w:r>
       <w:proofErr w:type="spellEnd"/>
@@ -2201,19 +2192,23 @@
         <w:t xml:space="preserve"> </w:t>
       </w:r>
       <w:r>
-        <w:t xml:space="preserve">outro, invariavelmente, com o </w:t>
-      </w:r>
-      <w:r>
-        <w:lastRenderedPageBreak/>
-        <w:t>título Navegante Metropolitano Normal (</w:t>
-      </w:r>
-      <w:proofErr w:type="spellStart"/>
-      <w:r>
-        <w:t>ticket_code</w:t>
-      </w:r>
-      <w:proofErr w:type="spellEnd"/>
-      <w:r>
-        <w:t xml:space="preserve">  900)</w:t>
+        <w:t>outro, invariavelmente, com o título Navegante Metropolitano Normal (</w:t>
+      </w:r>
+      <w:proofErr w:type="spellStart"/>
+      <w:r>
+        <w:t>ticket_</w:t>
+      </w:r>
+      <w:proofErr w:type="gramStart"/>
+      <w:r>
+        <w:t>code</w:t>
+      </w:r>
+      <w:proofErr w:type="spellEnd"/>
+      <w:r>
+        <w:t xml:space="preserve">  900</w:t>
+      </w:r>
+      <w:proofErr w:type="gramEnd"/>
+      <w:r>
+        <w:t>)</w:t>
       </w:r>
       <w:r>
         <w:t xml:space="preserve"> </w:t>
@@ -2253,7 +2248,21 @@
         <w:rPr>
           <w:lang w:val="en-GB"/>
         </w:rPr>
-        <w:t xml:space="preserve"> sit </w:t>
+        <w:t xml:space="preserve"> </w:t>
+      </w:r>
+      <w:proofErr w:type="gramStart"/>
+      <w:r>
+        <w:rPr>
+          <w:lang w:val="en-GB"/>
+        </w:rPr>
+        <w:t>sit</w:t>
+      </w:r>
+      <w:proofErr w:type="gramEnd"/>
+      <w:r>
+        <w:rPr>
+          <w:lang w:val="en-GB"/>
+        </w:rPr>
+        <w:t xml:space="preserve"> </w:t>
       </w:r>
       <w:proofErr w:type="spellStart"/>
       <w:r>
@@ -3374,44 +3383,66 @@
       <w:r>
         <w:t xml:space="preserve">. </w:t>
       </w:r>
-      <w:proofErr w:type="spellStart"/>
-      <w:r>
-        <w:t>Duis</w:t>
-      </w:r>
-      <w:proofErr w:type="spellEnd"/>
-      <w:r>
-        <w:t xml:space="preserve"> </w:t>
-      </w:r>
-      <w:proofErr w:type="spellStart"/>
-      <w:r>
-        <w:t>nec</w:t>
-      </w:r>
-      <w:proofErr w:type="spellEnd"/>
-      <w:r>
-        <w:t xml:space="preserve"> purus </w:t>
-      </w:r>
-      <w:proofErr w:type="spellStart"/>
-      <w:r>
+      <w:r>
+        <w:rPr>
+          <w:lang w:val="en-GB"/>
+        </w:rPr>
+        <w:t xml:space="preserve">Duis nec </w:t>
+      </w:r>
+      <w:proofErr w:type="spellStart"/>
+      <w:r>
+        <w:rPr>
+          <w:lang w:val="en-GB"/>
+        </w:rPr>
+        <w:t>purus</w:t>
+      </w:r>
+      <w:proofErr w:type="spellEnd"/>
+      <w:r>
+        <w:rPr>
+          <w:lang w:val="en-GB"/>
+        </w:rPr>
+        <w:t xml:space="preserve"> </w:t>
+      </w:r>
+      <w:proofErr w:type="spellStart"/>
+      <w:r>
+        <w:rPr>
+          <w:lang w:val="en-GB"/>
+        </w:rPr>
         <w:t>sed</w:t>
       </w:r>
       <w:proofErr w:type="spellEnd"/>
       <w:r>
-        <w:t xml:space="preserve"> </w:t>
-      </w:r>
-      <w:proofErr w:type="spellStart"/>
-      <w:r>
+        <w:rPr>
+          <w:lang w:val="en-GB"/>
+        </w:rPr>
+        <w:t xml:space="preserve"> </w:t>
+      </w:r>
+      <w:proofErr w:type="spellStart"/>
+      <w:r>
+        <w:rPr>
+          <w:lang w:val="en-GB"/>
+        </w:rPr>
         <w:t>nisl</w:t>
       </w:r>
       <w:proofErr w:type="spellEnd"/>
       <w:r>
+        <w:rPr>
+          <w:lang w:val="en-GB"/>
+        </w:rPr>
         <w:t xml:space="preserve"> pulvinar </w:t>
       </w:r>
       <w:proofErr w:type="spellStart"/>
       <w:r>
+        <w:rPr>
+          <w:lang w:val="en-GB"/>
+        </w:rPr>
         <w:t>laoreet</w:t>
       </w:r>
       <w:proofErr w:type="spellEnd"/>
       <w:r>
+        <w:rPr>
+          <w:lang w:val="en-GB"/>
+        </w:rPr>
         <w:t xml:space="preserve"> non quis est. </w:t>
       </w:r>
       <w:proofErr w:type="spellStart"/>
@@ -4057,7 +4088,15 @@
       </w:pPr>
       <w:r>
         <w:lastRenderedPageBreak/>
-        <w:t>Exemplo titulo 3</w:t>
+        <w:t xml:space="preserve">Exemplo </w:t>
+      </w:r>
+      <w:proofErr w:type="gramStart"/>
+      <w:r>
+        <w:t>titulo</w:t>
+      </w:r>
+      <w:proofErr w:type="gramEnd"/>
+      <w:r>
+        <w:t xml:space="preserve"> 3</w:t>
       </w:r>
     </w:p>
     <w:p>
@@ -4520,100 +4559,192 @@
         </w:rPr>
         <w:t xml:space="preserve">. </w:t>
       </w:r>
-      <w:proofErr w:type="spellStart"/>
-      <w:r>
-        <w:t>Sed</w:t>
-      </w:r>
-      <w:proofErr w:type="spellEnd"/>
-      <w:r>
-        <w:t xml:space="preserve"> </w:t>
-      </w:r>
-      <w:proofErr w:type="spellStart"/>
-      <w:r>
+      <w:r>
+        <w:rPr>
+          <w:lang w:val="en-GB"/>
+        </w:rPr>
+        <w:t xml:space="preserve">Sed </w:t>
+      </w:r>
+      <w:proofErr w:type="spellStart"/>
+      <w:r>
+        <w:rPr>
+          <w:lang w:val="en-GB"/>
+        </w:rPr>
         <w:t>arcu</w:t>
       </w:r>
       <w:proofErr w:type="spellEnd"/>
       <w:r>
-        <w:t xml:space="preserve"> </w:t>
-      </w:r>
-      <w:proofErr w:type="spellStart"/>
-      <w:r>
+        <w:rPr>
+          <w:lang w:val="en-GB"/>
+        </w:rPr>
+        <w:t xml:space="preserve"> </w:t>
+      </w:r>
+      <w:proofErr w:type="spellStart"/>
+      <w:r>
+        <w:rPr>
+          <w:lang w:val="en-GB"/>
+        </w:rPr>
         <w:t>velit</w:t>
       </w:r>
       <w:proofErr w:type="spellEnd"/>
       <w:r>
+        <w:rPr>
+          <w:lang w:val="en-GB"/>
+        </w:rPr>
         <w:t xml:space="preserve">, </w:t>
       </w:r>
       <w:proofErr w:type="spellStart"/>
       <w:r>
+        <w:rPr>
+          <w:lang w:val="en-GB"/>
+        </w:rPr>
         <w:t>euismod</w:t>
       </w:r>
       <w:proofErr w:type="spellEnd"/>
       <w:r>
-        <w:t xml:space="preserve"> </w:t>
-      </w:r>
-      <w:proofErr w:type="spellStart"/>
-      <w:r>
+        <w:rPr>
+          <w:lang w:val="en-GB"/>
+        </w:rPr>
+        <w:t xml:space="preserve"> </w:t>
+      </w:r>
+      <w:proofErr w:type="spellStart"/>
+      <w:r>
+        <w:rPr>
+          <w:lang w:val="en-GB"/>
+        </w:rPr>
         <w:t>sed</w:t>
       </w:r>
       <w:proofErr w:type="spellEnd"/>
       <w:r>
-        <w:t xml:space="preserve"> </w:t>
-      </w:r>
-      <w:proofErr w:type="spellStart"/>
-      <w:r>
+        <w:rPr>
+          <w:lang w:val="en-GB"/>
+        </w:rPr>
+        <w:t xml:space="preserve"> </w:t>
+      </w:r>
+      <w:proofErr w:type="spellStart"/>
+      <w:r>
+        <w:rPr>
+          <w:lang w:val="en-GB"/>
+        </w:rPr>
         <w:t>feugiat</w:t>
       </w:r>
       <w:proofErr w:type="spellEnd"/>
       <w:r>
-        <w:t xml:space="preserve"> eu, </w:t>
-      </w:r>
-      <w:proofErr w:type="spellStart"/>
-      <w:r>
+        <w:rPr>
+          <w:lang w:val="en-GB"/>
+        </w:rPr>
+        <w:t xml:space="preserve"> </w:t>
+      </w:r>
+      <w:proofErr w:type="spellStart"/>
+      <w:r>
+        <w:rPr>
+          <w:lang w:val="en-GB"/>
+        </w:rPr>
+        <w:t>eu</w:t>
+      </w:r>
+      <w:proofErr w:type="spellEnd"/>
+      <w:r>
+        <w:rPr>
+          <w:lang w:val="en-GB"/>
+        </w:rPr>
+        <w:t xml:space="preserve">, </w:t>
+      </w:r>
+      <w:proofErr w:type="spellStart"/>
+      <w:r>
+        <w:rPr>
+          <w:lang w:val="en-GB"/>
+        </w:rPr>
         <w:t>porttitor</w:t>
       </w:r>
       <w:proofErr w:type="spellEnd"/>
       <w:r>
-        <w:t xml:space="preserve"> </w:t>
-      </w:r>
-      <w:proofErr w:type="spellStart"/>
-      <w:r>
+        <w:rPr>
+          <w:lang w:val="en-GB"/>
+        </w:rPr>
+        <w:t xml:space="preserve"> </w:t>
+      </w:r>
+      <w:proofErr w:type="spellStart"/>
+      <w:r>
+        <w:rPr>
+          <w:lang w:val="en-GB"/>
+        </w:rPr>
         <w:t>sed</w:t>
       </w:r>
       <w:proofErr w:type="spellEnd"/>
       <w:r>
+        <w:rPr>
+          <w:lang w:val="en-GB"/>
+        </w:rPr>
         <w:t xml:space="preserve"> ex. </w:t>
       </w:r>
       <w:proofErr w:type="spellStart"/>
       <w:r>
+        <w:rPr>
+          <w:lang w:val="en-GB"/>
+        </w:rPr>
         <w:t>Vivamus</w:t>
       </w:r>
       <w:proofErr w:type="spellEnd"/>
       <w:r>
-        <w:t xml:space="preserve"> </w:t>
-      </w:r>
-      <w:proofErr w:type="spellStart"/>
-      <w:r>
+        <w:rPr>
+          <w:lang w:val="en-GB"/>
+        </w:rPr>
+        <w:t xml:space="preserve"> </w:t>
+      </w:r>
+      <w:proofErr w:type="spellStart"/>
+      <w:r>
+        <w:rPr>
+          <w:lang w:val="en-GB"/>
+        </w:rPr>
         <w:t>vulputate</w:t>
       </w:r>
       <w:proofErr w:type="spellEnd"/>
       <w:r>
-        <w:t xml:space="preserve"> a augue </w:t>
-      </w:r>
-      <w:proofErr w:type="spellStart"/>
-      <w:r>
-        <w:t>ac</w:t>
-      </w:r>
-      <w:proofErr w:type="spellEnd"/>
-      <w:r>
-        <w:t xml:space="preserve"> </w:t>
-      </w:r>
-      <w:proofErr w:type="spellStart"/>
-      <w:r>
+        <w:rPr>
+          <w:lang w:val="en-GB"/>
+        </w:rPr>
+        <w:t xml:space="preserve"> </w:t>
+      </w:r>
+      <w:proofErr w:type="gramStart"/>
+      <w:r>
+        <w:rPr>
+          <w:lang w:val="en-GB"/>
+        </w:rPr>
+        <w:t>a</w:t>
+      </w:r>
+      <w:proofErr w:type="gramEnd"/>
+      <w:r>
+        <w:rPr>
+          <w:lang w:val="en-GB"/>
+        </w:rPr>
+        <w:t xml:space="preserve"> </w:t>
+      </w:r>
+      <w:proofErr w:type="spellStart"/>
+      <w:r>
+        <w:rPr>
+          <w:lang w:val="en-GB"/>
+        </w:rPr>
+        <w:t>augue</w:t>
+      </w:r>
+      <w:proofErr w:type="spellEnd"/>
+      <w:r>
+        <w:rPr>
+          <w:lang w:val="en-GB"/>
+        </w:rPr>
+        <w:t xml:space="preserve"> ac </w:t>
+      </w:r>
+      <w:proofErr w:type="spellStart"/>
+      <w:r>
+        <w:rPr>
+          <w:lang w:val="en-GB"/>
+        </w:rPr>
         <w:t>interdum</w:t>
       </w:r>
       <w:proofErr w:type="spellEnd"/>
       <w:r>
+        <w:rPr>
+          <w:lang w:val="en-GB"/>
+        </w:rPr>
         <w:t xml:space="preserve">. </w:t>
       </w:r>
       <w:proofErr w:type="spellStart"/>
@@ -6021,13 +6152,18 @@
       </w:r>
       <w:proofErr w:type="spellEnd"/>
       <w:r>
-        <w:t xml:space="preserve"> sem, </w:t>
+        <w:t xml:space="preserve"> </w:t>
+      </w:r>
+      <w:proofErr w:type="gramStart"/>
+      <w:r>
+        <w:t xml:space="preserve">sem, </w:t>
       </w:r>
       <w:proofErr w:type="spellStart"/>
       <w:r>
         <w:t>consequat</w:t>
       </w:r>
       <w:proofErr w:type="spellEnd"/>
+      <w:proofErr w:type="gramEnd"/>
       <w:r>
         <w:t xml:space="preserve"> ut </w:t>
       </w:r>
@@ -6161,7 +6297,21 @@
         <w:rPr>
           <w:lang w:val="en-GB"/>
         </w:rPr>
-        <w:t xml:space="preserve"> sit </w:t>
+        <w:t xml:space="preserve"> </w:t>
+      </w:r>
+      <w:proofErr w:type="gramStart"/>
+      <w:r>
+        <w:rPr>
+          <w:lang w:val="en-GB"/>
+        </w:rPr>
+        <w:t>sit</w:t>
+      </w:r>
+      <w:proofErr w:type="gramEnd"/>
+      <w:r>
+        <w:rPr>
+          <w:lang w:val="en-GB"/>
+        </w:rPr>
+        <w:t xml:space="preserve"> </w:t>
       </w:r>
       <w:proofErr w:type="spellStart"/>
       <w:r>
@@ -7526,7 +7676,21 @@
         <w:rPr>
           <w:lang w:val="en-GB"/>
         </w:rPr>
-        <w:t xml:space="preserve"> dui a ipsum </w:t>
+        <w:t xml:space="preserve"> dui </w:t>
+      </w:r>
+      <w:proofErr w:type="gramStart"/>
+      <w:r>
+        <w:rPr>
+          <w:lang w:val="en-GB"/>
+        </w:rPr>
+        <w:t>a</w:t>
+      </w:r>
+      <w:proofErr w:type="gramEnd"/>
+      <w:r>
+        <w:rPr>
+          <w:lang w:val="en-GB"/>
+        </w:rPr>
+        <w:t xml:space="preserve"> ipsum </w:t>
       </w:r>
       <w:proofErr w:type="spellStart"/>
       <w:r>
@@ -8875,6 +9039,7 @@
     <w:lvl w:ilvl="0">
       <w:start w:val="1"/>
       <w:numFmt w:val="decimal"/>
+      <w:pStyle w:val="Ttulo11"/>
       <w:lvlText w:val="%1."/>
       <w:lvlJc w:val="left"/>
       <w:pPr>
@@ -9516,6 +9681,7 @@
   <w:style w:type="character" w:default="1" w:styleId="Tipodeletrapredefinidodopargrafo">
     <w:name w:val="Default Paragraph Font"/>
     <w:uiPriority w:val="1"/>
+    <w:semiHidden/>
     <w:unhideWhenUsed/>
   </w:style>
   <w:style w:type="table" w:default="1" w:styleId="Tabelanormal">
@@ -9561,9 +9727,9 @@
     <w:basedOn w:val="Normal"/>
     <w:link w:val="SubjectCarter"/>
     <w:qFormat/>
-    <w:rsid w:val="00E13C0E"/>
+    <w:rsid w:val="00650189"/>
     <w:pPr>
-      <w:spacing w:before="361" w:after="0" w:line="280" w:lineRule="exact"/>
+      <w:spacing w:before="361" w:after="0" w:line="360" w:lineRule="auto"/>
       <w:ind w:left="851" w:hanging="851"/>
     </w:pPr>
     <w:rPr>
@@ -9571,13 +9737,14 @@
       <w:bCs/>
       <w:color w:val="000000"/>
       <w:spacing w:val="-1"/>
+      <w:lang w:val="en-GB"/>
     </w:rPr>
   </w:style>
   <w:style w:type="character" w:customStyle="1" w:styleId="SubjectCarter">
     <w:name w:val="Subject Caráter"/>
     <w:basedOn w:val="Tipodeletrapredefinidodopargrafo"/>
     <w:link w:val="Subject"/>
-    <w:rsid w:val="00E13C0E"/>
+    <w:rsid w:val="00650189"/>
     <w:rPr>
       <w:rFonts w:ascii="Greycliff CF Light" w:hAnsi="Greycliff CF Light"/>
       <w:b/>
@@ -9586,11 +9753,11 @@
       <w:spacing w:val="-1"/>
       <w:sz w:val="22"/>
       <w:szCs w:val="22"/>
-      <w:lang w:val="pt-PT" w:eastAsia="en-US"/>
+      <w:lang w:eastAsia="en-US"/>
     </w:rPr>
   </w:style>
-  <w:style w:type="paragraph" w:customStyle="1" w:styleId="Heading1">
-    <w:name w:val="Heading 1"/>
+  <w:style w:type="paragraph" w:customStyle="1" w:styleId="Ttulo11">
+    <w:name w:val="Título 11"/>
     <w:basedOn w:val="Ttulo1"/>
     <w:next w:val="Normal"/>
     <w:link w:val="Heading1Carter"/>
@@ -9626,7 +9793,7 @@
   <w:style w:type="character" w:customStyle="1" w:styleId="Heading1Carter">
     <w:name w:val="Heading 1 Caráter"/>
     <w:basedOn w:val="Ttulo1Carter"/>
-    <w:link w:val="Heading1"/>
+    <w:link w:val="Ttulo11"/>
     <w:rsid w:val="00D047ED"/>
     <w:rPr>
       <w:rFonts w:ascii="Greycliff CF" w:eastAsiaTheme="majorEastAsia" w:hAnsi="Greycliff CF" w:cstheme="majorBidi"/>
@@ -9641,7 +9808,7 @@
   </w:style>
   <w:style w:type="paragraph" w:styleId="ndice1">
     <w:name w:val="toc 1"/>
-    <w:basedOn w:val="Heading1"/>
+    <w:basedOn w:val="Ttulo11"/>
     <w:next w:val="Normal"/>
     <w:autoRedefine/>
     <w:rsid w:val="00374E2F"/>
@@ -9825,6 +9992,36 @@
       <w:color w:val="0F4761" w:themeColor="accent1" w:themeShade="BF"/>
       <w:sz w:val="22"/>
       <w:szCs w:val="22"/>
+      <w:lang w:val="pt-PT" w:eastAsia="en-US"/>
+    </w:rPr>
+  </w:style>
+  <w:style w:type="paragraph" w:styleId="Ttulo">
+    <w:name w:val="Title"/>
+    <w:basedOn w:val="Subject"/>
+    <w:next w:val="Normal"/>
+    <w:link w:val="TtuloCarter"/>
+    <w:rsid w:val="00650189"/>
+    <w:pPr>
+      <w:jc w:val="right"/>
+    </w:pPr>
+    <w:rPr>
+      <w:rFonts w:ascii="Greycliff CF" w:hAnsi="Greycliff CF"/>
+      <w:sz w:val="24"/>
+      <w:szCs w:val="24"/>
+      <w:lang w:val="pt-PT"/>
+    </w:rPr>
+  </w:style>
+  <w:style w:type="character" w:customStyle="1" w:styleId="TtuloCarter">
+    <w:name w:val="Título Caráter"/>
+    <w:basedOn w:val="Tipodeletrapredefinidodopargrafo"/>
+    <w:link w:val="Ttulo"/>
+    <w:rsid w:val="00650189"/>
+    <w:rPr>
+      <w:rFonts w:ascii="Greycliff CF" w:hAnsi="Greycliff CF"/>
+      <w:b/>
+      <w:bCs/>
+      <w:color w:val="000000"/>
+      <w:spacing w:val="-1"/>
       <w:lang w:val="pt-PT" w:eastAsia="en-US"/>
     </w:rPr>
   </w:style>
@@ -10408,12 +10605,7 @@
 </file>
 
 <file path=customXml/item2.xml><?xml version="1.0" encoding="utf-8"?>
-<?mso-contentType ?>
-<FormTemplates xmlns="http://schemas.microsoft.com/sharepoint/v3/contenttype/forms">
-  <Display>DocumentLibraryForm</Display>
-  <Edit>DocumentLibraryForm</Edit>
-  <New>DocumentLibraryForm</New>
-</FormTemplates>
+<b:Sources xmlns:b="http://schemas.openxmlformats.org/officeDocument/2006/bibliography" xmlns="http://schemas.openxmlformats.org/officeDocument/2006/bibliography" SelectedStyle="\APASixthEditionOfficeOnline.xsl" StyleName="APA" Version="6"/>
 </file>
 
 <file path=customXml/item3.xml><?xml version="1.0" encoding="utf-8"?>
@@ -10428,7 +10620,12 @@
 </file>
 
 <file path=customXml/item4.xml><?xml version="1.0" encoding="utf-8"?>
-<b:Sources xmlns:b="http://schemas.openxmlformats.org/officeDocument/2006/bibliography" xmlns="http://schemas.openxmlformats.org/officeDocument/2006/bibliography" SelectedStyle="\APASixthEditionOfficeOnline.xsl" StyleName="APA" Version="6"/>
+<?mso-contentType ?>
+<FormTemplates xmlns="http://schemas.microsoft.com/sharepoint/v3/contenttype/forms">
+  <Display>DocumentLibraryForm</Display>
+  <Edit>DocumentLibraryForm</Edit>
+  <New>DocumentLibraryForm</New>
+</FormTemplates>
 </file>
 
 <file path=customXml/itemProps1.xml><?xml version="1.0" encoding="utf-8"?>
@@ -10451,9 +10648,9 @@
 </file>
 
 <file path=customXml/itemProps2.xml><?xml version="1.0" encoding="utf-8"?>
-<ds:datastoreItem xmlns:ds="http://schemas.openxmlformats.org/officeDocument/2006/customXml" ds:itemID="{79835C5B-6CCA-47AF-9D59-6E36089D6B5E}">
+<ds:datastoreItem xmlns:ds="http://schemas.openxmlformats.org/officeDocument/2006/customXml" ds:itemID="{49D826E0-2565-41C1-BC58-7F61B324D97B}">
   <ds:schemaRefs>
-    <ds:schemaRef ds:uri="http://schemas.microsoft.com/sharepoint/v3/contenttype/forms"/>
+    <ds:schemaRef ds:uri="http://schemas.openxmlformats.org/officeDocument/2006/bibliography"/>
   </ds:schemaRefs>
 </ds:datastoreItem>
 </file>
@@ -10470,9 +10667,9 @@
 </file>
 
 <file path=customXml/itemProps4.xml><?xml version="1.0" encoding="utf-8"?>
-<ds:datastoreItem xmlns:ds="http://schemas.openxmlformats.org/officeDocument/2006/customXml" ds:itemID="{49D826E0-2565-41C1-BC58-7F61B324D97B}">
+<ds:datastoreItem xmlns:ds="http://schemas.openxmlformats.org/officeDocument/2006/customXml" ds:itemID="{79835C5B-6CCA-47AF-9D59-6E36089D6B5E}">
   <ds:schemaRefs>
-    <ds:schemaRef ds:uri="http://schemas.openxmlformats.org/officeDocument/2006/bibliography"/>
+    <ds:schemaRef ds:uri="http://schemas.microsoft.com/sharepoint/v3/contenttype/forms"/>
   </ds:schemaRefs>
 </ds:datastoreItem>
 </file>
